--- a/JSP Website 13 Sep 2025/8 Donate/8. Donate v3.docx
+++ b/JSP Website 13 Sep 2025/8 Donate/8. Donate v3.docx
@@ -616,7 +616,7 @@
         </w:rPr>
         <w:lastRenderedPageBreak/>
         <w:drawing>
-          <wp:inline distT="0" distB="0" distL="0" distR="0" wp14:anchorId="2842F5E7" wp14:editId="78BEA04B">
+          <wp:inline distT="0" distB="0" distL="0" distR="0" wp14:anchorId="2842F5E7" wp14:editId="4FD8F6AD">
             <wp:extent cx="5943600" cy="4457700"/>
             <wp:effectExtent l="0" t="0" r="0" b="0"/>
             <wp:docPr id="1360757061" name="Picture 1" descr="A sign in a grassy area&#10;&#10;AI-generated content may be incorrect."/>
@@ -684,7 +684,7 @@
         </w:rPr>
         <w:lastRenderedPageBreak/>
         <w:drawing>
-          <wp:inline distT="0" distB="0" distL="0" distR="0" wp14:anchorId="6B1F91A3" wp14:editId="601AA1D0">
+          <wp:inline distT="0" distB="0" distL="0" distR="0" wp14:anchorId="6B1F91A3" wp14:editId="39D8DE67">
             <wp:extent cx="5943600" cy="4457700"/>
             <wp:effectExtent l="0" t="0" r="0" b="0"/>
             <wp:docPr id="736382289" name="Picture 2" descr="A bird house on a tree&#10;&#10;AI-generated content may be incorrect."/>
@@ -752,7 +752,7 @@
         </w:rPr>
         <w:lastRenderedPageBreak/>
         <w:drawing>
-          <wp:inline distT="0" distB="0" distL="0" distR="0" wp14:anchorId="5FAE3DE9" wp14:editId="3FE57086">
+          <wp:inline distT="0" distB="0" distL="0" distR="0" wp14:anchorId="5FAE3DE9" wp14:editId="5DD46FFB">
             <wp:extent cx="5943600" cy="4458970"/>
             <wp:effectExtent l="0" t="0" r="0" b="0"/>
             <wp:docPr id="1051165821" name="Picture 3" descr="A wooden bench in the middle of a grassy area&#10;&#10;AI-generated content may be incorrect."/>
